--- a/images/blogs/24-04-26/📝 How to Plan a Monthly Grocery Budget in Pakistan.docx
+++ b/images/blogs/24-04-26/📝 How to Plan a Monthly Grocery Budget in Pakistan.docx
@@ -4,217 +4,100 @@
   <w:body>
     <w:p>
       <w:pPr>
-        <w:spacing w:before="100" w:beforeAutospacing="1" w:after="100" w:afterAutospacing="1" w:line="240" w:lineRule="auto"/>
-        <w:outlineLvl w:val="0"/>
+        <w:pStyle w:val="Heading1"/>
+      </w:pPr>
+      <w:r>
         <w:rPr>
-          <w:rFonts w:ascii="Times New Roman" w:eastAsia="Times New Roman" w:hAnsi="Times New Roman" w:cs="Times New Roman"/>
-          <w:b/>
-          <w:bCs/>
-          <w:kern w:val="36"/>
-          <w:sz w:val="48"/>
-          <w:szCs w:val="48"/>
-        </w:rPr>
-      </w:pPr>
-      <w:r>
-        <w:rPr>
-          <w:rFonts w:ascii="Segoe UI Symbol" w:eastAsia="Times New Roman" w:hAnsi="Segoe UI Symbol" w:cs="Segoe UI Symbol"/>
-          <w:b/>
-          <w:bCs/>
-          <w:kern w:val="36"/>
-          <w:sz w:val="48"/>
-          <w:szCs w:val="48"/>
+          <w:rFonts w:ascii="Segoe UI Symbol" w:hAnsi="Segoe UI Symbol" w:cs="Segoe UI Symbol"/>
         </w:rPr>
         <w:t>📝</w:t>
       </w:r>
       <w:r>
+        <w:t xml:space="preserve"> How to Plan a Monthly Grocery Budget in Pakistan</w:t>
+      </w:r>
+    </w:p>
+    <w:p>
+      <w:pPr>
+        <w:pStyle w:val="NormalWeb"/>
+      </w:pPr>
+      <w:r>
+        <w:t>In today’s Pakistan, managing a monthly grocery budget has become more important than ever. With rising inflation and fluctuating food prices, households are spending a large portion of their income on basic necessities. In fact, food expenses can take up a major share of monthly income for many families , making proper planning essential.</w:t>
+      </w:r>
+    </w:p>
+    <w:p>
+      <w:pPr>
+        <w:pStyle w:val="NormalWeb"/>
+      </w:pPr>
+      <w:r>
+        <w:t xml:space="preserve">The first step is to </w:t>
+      </w:r>
+      <w:r>
         <w:rPr>
-          <w:rFonts w:ascii="Times New Roman" w:eastAsia="Times New Roman" w:hAnsi="Times New Roman" w:cs="Times New Roman"/>
-          <w:b/>
-          <w:bCs/>
-          <w:kern w:val="36"/>
-          <w:sz w:val="48"/>
-          <w:szCs w:val="48"/>
-        </w:rPr>
-        <w:t xml:space="preserve"> How to Plan a Monthly Grocery Budget in Pakistan</w:t>
-      </w:r>
-    </w:p>
-    <w:p>
-      <w:pPr>
-        <w:spacing w:before="100" w:beforeAutospacing="1" w:after="100" w:afterAutospacing="1" w:line="240" w:lineRule="auto"/>
-        <w:rPr>
-          <w:rFonts w:ascii="Times New Roman" w:eastAsia="Times New Roman" w:hAnsi="Times New Roman" w:cs="Times New Roman"/>
-          <w:sz w:val="24"/>
-          <w:szCs w:val="24"/>
-        </w:rPr>
-      </w:pPr>
-      <w:r>
-        <w:rPr>
-          <w:rFonts w:ascii="Times New Roman" w:eastAsia="Times New Roman" w:hAnsi="Times New Roman" w:cs="Times New Roman"/>
-          <w:sz w:val="24"/>
-          <w:szCs w:val="24"/>
-        </w:rPr>
-        <w:t>In today’s Pakistan, managing a monthly grocery budget has become more important than ever. With rising inflation and fluctuating food prices, households are spending a large portion of their income on basic necessities. In fact, food expenses can take up a major share of monthly income for many families , making proper planning essential.</w:t>
-      </w:r>
-    </w:p>
-    <w:p>
-      <w:pPr>
-        <w:spacing w:before="100" w:beforeAutospacing="1" w:after="100" w:afterAutospacing="1" w:line="240" w:lineRule="auto"/>
-        <w:rPr>
-          <w:rFonts w:ascii="Times New Roman" w:eastAsia="Times New Roman" w:hAnsi="Times New Roman" w:cs="Times New Roman"/>
-          <w:sz w:val="24"/>
-          <w:szCs w:val="24"/>
-        </w:rPr>
-      </w:pPr>
-      <w:r>
-        <w:rPr>
-          <w:rFonts w:ascii="Times New Roman" w:eastAsia="Times New Roman" w:hAnsi="Times New Roman" w:cs="Times New Roman"/>
-          <w:sz w:val="24"/>
-          <w:szCs w:val="24"/>
-        </w:rPr>
-        <w:t xml:space="preserve">The first step is to </w:t>
-      </w:r>
-      <w:r>
-        <w:rPr>
-          <w:rFonts w:ascii="Times New Roman" w:eastAsia="Times New Roman" w:hAnsi="Times New Roman" w:cs="Times New Roman"/>
-          <w:b/>
-          <w:bCs/>
-          <w:sz w:val="24"/>
-          <w:szCs w:val="24"/>
+          <w:rStyle w:val="Strong"/>
         </w:rPr>
         <w:t>set a realistic budget</w:t>
       </w:r>
       <w:r>
+        <w:t xml:space="preserve"> based on your income. For example, in many urban areas, a basic grocery budget can range around PKR 18,000 to 35,000 depending on family size and lifestyle . Once your budget is defined, divide it into categories such as flour, vegetables, meat, dairy, and essential groceries.</w:t>
+      </w:r>
+    </w:p>
+    <w:p>
+      <w:pPr>
+        <w:pStyle w:val="NormalWeb"/>
+      </w:pPr>
+      <w:r>
+        <w:t xml:space="preserve">Next, always </w:t>
+      </w:r>
+      <w:r>
         <w:rPr>
-          <w:rFonts w:ascii="Times New Roman" w:eastAsia="Times New Roman" w:hAnsi="Times New Roman" w:cs="Times New Roman"/>
-          <w:sz w:val="24"/>
-          <w:szCs w:val="24"/>
-        </w:rPr>
-        <w:t xml:space="preserve"> based on your income. For example, in many urban areas, a basic grocery budget can range around PKR 18,000 to 35,000 depending on family size and lifestyle . Once your budget is defined, divide it into categories such as flour, vegetables, meat, dairy, and essential groceries.</w:t>
-      </w:r>
-    </w:p>
-    <w:p>
-      <w:pPr>
-        <w:spacing w:before="100" w:beforeAutospacing="1" w:after="100" w:afterAutospacing="1" w:line="240" w:lineRule="auto"/>
-        <w:rPr>
-          <w:rFonts w:ascii="Times New Roman" w:eastAsia="Times New Roman" w:hAnsi="Times New Roman" w:cs="Times New Roman"/>
-          <w:sz w:val="24"/>
-          <w:szCs w:val="24"/>
-        </w:rPr>
-      </w:pPr>
-      <w:r>
-        <w:rPr>
-          <w:rFonts w:ascii="Times New Roman" w:eastAsia="Times New Roman" w:hAnsi="Times New Roman" w:cs="Times New Roman"/>
-          <w:sz w:val="24"/>
-          <w:szCs w:val="24"/>
-        </w:rPr>
-        <w:t xml:space="preserve">Next, always </w:t>
-      </w:r>
-      <w:r>
-        <w:rPr>
-          <w:rFonts w:ascii="Times New Roman" w:eastAsia="Times New Roman" w:hAnsi="Times New Roman" w:cs="Times New Roman"/>
-          <w:b/>
-          <w:bCs/>
-          <w:sz w:val="24"/>
-          <w:szCs w:val="24"/>
+          <w:rStyle w:val="Strong"/>
         </w:rPr>
         <w:t>make a shopping list</w:t>
       </w:r>
       <w:r>
+        <w:t xml:space="preserve"> before going to the market. This helps avoid unnecessary purchases and keeps spending under control. Due to changing prices of items like chicken, fruits, and vegetables , it’s also important to </w:t>
+      </w:r>
+      <w:r>
         <w:rPr>
-          <w:rFonts w:ascii="Times New Roman" w:eastAsia="Times New Roman" w:hAnsi="Times New Roman" w:cs="Times New Roman"/>
-          <w:sz w:val="24"/>
-          <w:szCs w:val="24"/>
-        </w:rPr>
-        <w:t xml:space="preserve"> before going to the market. This helps avoid unnecessary purchases and keeps spending under control. Due to changing prices of items like chicken, fruits, and vegetables , it’s also important to </w:t>
-      </w:r>
-      <w:r>
-        <w:rPr>
-          <w:rFonts w:ascii="Times New Roman" w:eastAsia="Times New Roman" w:hAnsi="Times New Roman" w:cs="Times New Roman"/>
-          <w:b/>
-          <w:bCs/>
-          <w:sz w:val="24"/>
-          <w:szCs w:val="24"/>
+          <w:rStyle w:val="Strong"/>
         </w:rPr>
         <w:t>compare prices from different sources</w:t>
       </w:r>
       <w:r>
+        <w:t xml:space="preserve"> such as local markets and stores.</w:t>
+      </w:r>
+    </w:p>
+    <w:p>
+      <w:pPr>
+        <w:pStyle w:val="NormalWeb"/>
+      </w:pPr>
+      <w:r>
+        <w:t xml:space="preserve">Another key strategy is to </w:t>
+      </w:r>
+      <w:r>
         <w:rPr>
-          <w:rFonts w:ascii="Times New Roman" w:eastAsia="Times New Roman" w:hAnsi="Times New Roman" w:cs="Times New Roman"/>
-          <w:sz w:val="24"/>
-          <w:szCs w:val="24"/>
-        </w:rPr>
-        <w:t xml:space="preserve"> such as local markets and stores.</w:t>
-      </w:r>
-    </w:p>
-    <w:p>
-      <w:pPr>
-        <w:spacing w:before="100" w:beforeAutospacing="1" w:after="100" w:afterAutospacing="1" w:line="240" w:lineRule="auto"/>
-        <w:rPr>
-          <w:rFonts w:ascii="Times New Roman" w:eastAsia="Times New Roman" w:hAnsi="Times New Roman" w:cs="Times New Roman"/>
-          <w:sz w:val="24"/>
-          <w:szCs w:val="24"/>
-        </w:rPr>
-      </w:pPr>
-      <w:r>
-        <w:rPr>
-          <w:rFonts w:ascii="Times New Roman" w:eastAsia="Times New Roman" w:hAnsi="Times New Roman" w:cs="Times New Roman"/>
-          <w:sz w:val="24"/>
-          <w:szCs w:val="24"/>
-        </w:rPr>
-        <w:t xml:space="preserve">Another key strategy is to </w:t>
-      </w:r>
-      <w:r>
-        <w:rPr>
-          <w:rFonts w:ascii="Times New Roman" w:eastAsia="Times New Roman" w:hAnsi="Times New Roman" w:cs="Times New Roman"/>
-          <w:b/>
-          <w:bCs/>
-          <w:sz w:val="24"/>
-          <w:szCs w:val="24"/>
+          <w:rStyle w:val="Strong"/>
         </w:rPr>
         <w:t>buy seasonal items</w:t>
       </w:r>
       <w:r>
+        <w:t xml:space="preserve"> and shop in smaller quantities multiple times a week. This reduces waste and saves money. Also, try to limit expensive items like meat and focus more on affordable alternatives like daal and vegetables.</w:t>
+      </w:r>
+    </w:p>
+    <w:p>
+      <w:pPr>
+        <w:pStyle w:val="NormalWeb"/>
+      </w:pPr>
+      <w:r>
+        <w:t xml:space="preserve">Finally, track your monthly expenses and adjust your budget regularly. In a country where prices are constantly changing, smart planning and informed decisions can help you </w:t>
+      </w:r>
+      <w:r>
         <w:rPr>
-          <w:rFonts w:ascii="Times New Roman" w:eastAsia="Times New Roman" w:hAnsi="Times New Roman" w:cs="Times New Roman"/>
-          <w:sz w:val="24"/>
-          <w:szCs w:val="24"/>
-        </w:rPr>
-        <w:t xml:space="preserve"> and shop in smaller quantities multiple times a week. This reduces waste and saves money. Also, try to limit expensive items like meat and focus more on affordable alternatives like daal and vegetables.</w:t>
-      </w:r>
-    </w:p>
-    <w:p>
-      <w:pPr>
-        <w:spacing w:before="100" w:beforeAutospacing="1" w:after="100" w:afterAutospacing="1" w:line="240" w:lineRule="auto"/>
-        <w:rPr>
-          <w:rFonts w:ascii="Times New Roman" w:eastAsia="Times New Roman" w:hAnsi="Times New Roman" w:cs="Times New Roman"/>
-          <w:sz w:val="24"/>
-          <w:szCs w:val="24"/>
-        </w:rPr>
-      </w:pPr>
-      <w:r>
-        <w:rPr>
-          <w:rFonts w:ascii="Times New Roman" w:eastAsia="Times New Roman" w:hAnsi="Times New Roman" w:cs="Times New Roman"/>
-          <w:sz w:val="24"/>
-          <w:szCs w:val="24"/>
-        </w:rPr>
-        <w:t xml:space="preserve">Finally, track your monthly expenses and adjust your budget regularly. In a country where prices are constantly changing, smart planning and informed decisions can help you </w:t>
-      </w:r>
-      <w:r>
-        <w:rPr>
-          <w:rFonts w:ascii="Times New Roman" w:eastAsia="Times New Roman" w:hAnsi="Times New Roman" w:cs="Times New Roman"/>
-          <w:b/>
-          <w:bCs/>
-          <w:sz w:val="24"/>
-          <w:szCs w:val="24"/>
+          <w:rStyle w:val="Strong"/>
         </w:rPr>
         <w:t>save money and manage your household efficiently</w:t>
       </w:r>
       <w:r>
-        <w:rPr>
-          <w:rFonts w:ascii="Times New Roman" w:eastAsia="Times New Roman" w:hAnsi="Times New Roman" w:cs="Times New Roman"/>
-          <w:sz w:val="24"/>
-          <w:szCs w:val="24"/>
-        </w:rPr>
         <w:t>.</w:t>
       </w:r>
     </w:p>
@@ -809,6 +692,17 @@
       <w:bCs/>
     </w:rPr>
   </w:style>
+  <w:style w:type="character" w:styleId="Emphasis">
+    <w:name w:val="Emphasis"/>
+    <w:basedOn w:val="DefaultParagraphFont"/>
+    <w:uiPriority w:val="20"/>
+    <w:qFormat/>
+    <w:rsid w:val="00415C19"/>
+    <w:rPr>
+      <w:i/>
+      <w:iCs/>
+    </w:rPr>
+  </w:style>
 </w:styles>
 </file>
 

--- a/images/blogs/24-04-26/📝 How to Plan a Monthly Grocery Budget in Pakistan.docx
+++ b/images/blogs/24-04-26/📝 How to Plan a Monthly Grocery Budget in Pakistan.docx
@@ -5,6 +5,42 @@
     <w:p>
       <w:pPr>
         <w:pStyle w:val="Heading1"/>
+        <w:rPr>
+          <w:rFonts w:ascii="Segoe UI Symbol" w:hAnsi="Segoe UI Symbol" w:cs="Segoe UI Symbol"/>
+          <w:b w:val="0"/>
+        </w:rPr>
+      </w:pPr>
+      <w:r>
+        <w:rPr>
+          <w:rStyle w:val="Strong"/>
+          <w:b/>
+        </w:rPr>
+        <w:t>Short Description:</w:t>
+      </w:r>
+      <w:r>
+        <w:br/>
+      </w:r>
+      <w:r>
+        <w:rPr>
+          <w:b w:val="0"/>
+          <w:sz w:val="24"/>
+        </w:rPr>
+        <w:t>This blog explains how Pakistani households can effectively plan a monthly grocery budget amid rising inflation. It highlights practical steps like setting a realistic budget, making a shopping list, comparing prices, buying seasonal items, and tracking expenses to save money and manage household finances more efficiently.</w:t>
+      </w:r>
+    </w:p>
+    <w:p>
+      <w:pPr>
+        <w:pStyle w:val="Heading1"/>
+        <w:rPr>
+          <w:rFonts w:ascii="Segoe UI Symbol" w:hAnsi="Segoe UI Symbol" w:cs="Segoe UI Symbol"/>
+        </w:rPr>
+      </w:pPr>
+      <w:bookmarkStart w:id="0" w:name="_GoBack"/>
+      <w:bookmarkEnd w:id="0"/>
+    </w:p>
+    <w:p>
+      <w:pPr>
+        <w:pStyle w:val="Heading1"/>
       </w:pPr>
       <w:r>
         <w:rPr>
@@ -101,10 +137,7 @@
         <w:t>.</w:t>
       </w:r>
     </w:p>
-    <w:p>
-      <w:bookmarkStart w:id="0" w:name="_GoBack"/>
-      <w:bookmarkEnd w:id="0"/>
-    </w:p>
+    <w:p/>
     <w:sectPr>
       <w:pgSz w:w="12240" w:h="15840"/>
       <w:pgMar w:top="1440" w:right="1440" w:bottom="1440" w:left="1440" w:header="720" w:footer="720" w:gutter="0"/>
